--- a/NguyenDuyManh_IT92_IT108_Session04.docx
+++ b/NguyenDuyManh_IT92_IT108_Session04.docx
@@ -137,64 +137,55 @@
           <w:ilvl w:val="0"/>
           <w:numId w:val="40"/>
         </w:numPr>
-        <w:spacing w:after="0" w:afterAutospacing="0" w:before="300" w:lineRule="auto"/>
-        <w:ind w:left="720" w:hanging="360"/>
-        <w:rPr>
-          <w:sz w:val="28"/>
-          <w:szCs w:val="28"/>
-        </w:rPr>
-      </w:pPr>
-      <w:r>
-        <w:rPr>
-          <w:sz w:val="28"/>
-          <w:szCs w:val="28"/>
-          <w:rtl w:val="0"/>
-        </w:rPr>
-        <w:t xml:space="preserve">Trục X: 14 ngày của Sprint</w:t>
-      </w:r>
-    </w:p>
-    <w:p>
-      <w:pPr>
-        <w:numPr>
-          <w:ilvl w:val="0"/>
-          <w:numId w:val="40"/>
-        </w:numPr>
-        <w:spacing w:after="0" w:afterAutospacing="0" w:before="0" w:beforeAutospacing="0" w:lineRule="auto"/>
-        <w:ind w:left="720" w:hanging="360"/>
-        <w:rPr>
-          <w:sz w:val="28"/>
-          <w:szCs w:val="28"/>
-        </w:rPr>
-      </w:pPr>
-      <w:r>
-        <w:rPr>
-          <w:sz w:val="28"/>
-          <w:szCs w:val="28"/>
-          <w:rtl w:val="0"/>
-        </w:rPr>
-        <w:t xml:space="preserve">Trục Y: 100 điểm story còn lại</w:t>
-      </w:r>
-    </w:p>
-    <w:p>
-      <w:pPr>
-        <w:numPr>
-          <w:ilvl w:val="0"/>
-          <w:numId w:val="40"/>
-        </w:numPr>
-        <w:spacing w:after="300" w:before="0" w:beforeAutospacing="0" w:lineRule="auto"/>
-        <w:ind w:left="720" w:hanging="360"/>
-        <w:rPr>
-          <w:sz w:val="28"/>
-          <w:szCs w:val="28"/>
-        </w:rPr>
-      </w:pPr>
-      <w:r>
-        <w:rPr>
-          <w:sz w:val="28"/>
-          <w:szCs w:val="28"/>
-          <w:rtl w:val="0"/>
-        </w:rPr>
-        <w:t xml:space="preserve">Đường lý tưởng: 100 → 0</w:t>
+        <w:spacing w:after="300" w:before="300" w:lineRule="auto"/>
+        <w:ind w:left="720" w:hanging="360"/>
+        <w:rPr>
+          <w:sz w:val="28"/>
+          <w:szCs w:val="28"/>
+        </w:rPr>
+      </w:pPr>
+      <w:r>
+        <w:rPr>
+          <w:sz w:val="28"/>
+          <w:szCs w:val="28"/>
+        </w:rPr>
+        <w:drawing>
+          <wp:inline distB="114300" distT="114300" distL="114300" distR="114300">
+            <wp:extent cx="5731200" cy="2438400"/>
+            <wp:effectExtent b="0" l="0" r="0" t="0"/>
+            <wp:docPr id="2" name="image2.png"/>
+            <a:graphic>
+              <a:graphicData uri="http://schemas.openxmlformats.org/drawingml/2006/picture">
+                <pic:pic>
+                  <pic:nvPicPr>
+                    <pic:cNvPr id="0" name="image2.png"/>
+                    <pic:cNvPicPr preferRelativeResize="0"/>
+                  </pic:nvPicPr>
+                  <pic:blipFill>
+                    <a:blip r:embed="rId6"/>
+                    <a:srcRect b="0" l="0" r="0" t="0"/>
+                    <a:stretch>
+                      <a:fillRect/>
+                    </a:stretch>
+                  </pic:blipFill>
+                  <pic:spPr>
+                    <a:xfrm>
+                      <a:off x="0" y="0"/>
+                      <a:ext cx="5731200" cy="2438400"/>
+                    </a:xfrm>
+                    <a:prstGeom prst="rect"/>
+                    <a:ln/>
+                  </pic:spPr>
+                </pic:pic>
+              </a:graphicData>
+            </a:graphic>
+          </wp:inline>
+        </w:drawing>
+      </w:r>
+      <w:r>
+        <w:rPr>
+          <w:rtl w:val="0"/>
+        </w:rPr>
       </w:r>
     </w:p>
     <w:p>
@@ -1131,7 +1122,7 @@
                     <pic:cNvPicPr preferRelativeResize="0"/>
                   </pic:nvPicPr>
                   <pic:blipFill>
-                    <a:blip r:embed="rId6"/>
+                    <a:blip r:embed="rId7"/>
                     <a:srcRect b="0" l="0" r="0" t="0"/>
                     <a:stretch>
                       <a:fillRect/>

--- a/NguyenDuyManh_IT92_IT108_Session04.docx
+++ b/NguyenDuyManh_IT92_IT108_Session04.docx
@@ -153,12 +153,12 @@
           <wp:inline distB="114300" distT="114300" distL="114300" distR="114300">
             <wp:extent cx="5731200" cy="2438400"/>
             <wp:effectExtent b="0" l="0" r="0" t="0"/>
-            <wp:docPr id="2" name="image2.png"/>
+            <wp:docPr id="3" name="image3.png"/>
             <a:graphic>
               <a:graphicData uri="http://schemas.openxmlformats.org/drawingml/2006/picture">
                 <pic:pic>
                   <pic:nvPicPr>
-                    <pic:cNvPr id="0" name="image2.png"/>
+                    <pic:cNvPr id="0" name="image3.png"/>
                     <pic:cNvPicPr preferRelativeResize="0"/>
                   </pic:nvPicPr>
                   <pic:blipFill>
@@ -1113,7 +1113,7 @@
           <wp:inline distB="114300" distT="114300" distL="114300" distR="114300">
             <wp:extent cx="5731200" cy="2844800"/>
             <wp:effectExtent b="0" l="0" r="0" t="0"/>
-            <wp:docPr id="1" name="image1.png"/>
+            <wp:docPr id="2" name="image1.png"/>
             <a:graphic>
               <a:graphicData uri="http://schemas.openxmlformats.org/drawingml/2006/picture">
                 <pic:pic>
@@ -3874,6 +3874,61 @@
           <w:rtl w:val="0"/>
         </w:rPr>
         <w:t xml:space="preserve">2. Burndown Chart – Sprint 50 điểm</w:t>
+      </w:r>
+    </w:p>
+    <w:p>
+      <w:pPr>
+        <w:rPr>
+          <w:b w:val="1"/>
+          <w:bCs w:val="1"/>
+          <w:sz w:val="28"/>
+          <w:szCs w:val="28"/>
+        </w:rPr>
+      </w:pPr>
+      <w:r>
+        <w:rPr>
+          <w:b w:val="1"/>
+          <w:bCs w:val="1"/>
+          <w:sz w:val="28"/>
+          <w:szCs w:val="28"/>
+        </w:rPr>
+        <w:drawing>
+          <wp:inline distB="114300" distT="114300" distL="114300" distR="114300">
+            <wp:extent cx="5731200" cy="3556000"/>
+            <wp:effectExtent b="0" l="0" r="0" t="0"/>
+            <wp:docPr id="1" name="image2.png"/>
+            <a:graphic>
+              <a:graphicData uri="http://schemas.openxmlformats.org/drawingml/2006/picture">
+                <pic:pic>
+                  <pic:nvPicPr>
+                    <pic:cNvPr id="0" name="image2.png"/>
+                    <pic:cNvPicPr preferRelativeResize="0"/>
+                  </pic:nvPicPr>
+                  <pic:blipFill>
+                    <a:blip r:embed="rId8"/>
+                    <a:srcRect b="0" l="0" r="0" t="0"/>
+                    <a:stretch>
+                      <a:fillRect/>
+                    </a:stretch>
+                  </pic:blipFill>
+                  <pic:spPr>
+                    <a:xfrm>
+                      <a:off x="0" y="0"/>
+                      <a:ext cx="5731200" cy="3556000"/>
+                    </a:xfrm>
+                    <a:prstGeom prst="rect"/>
+                    <a:ln/>
+                  </pic:spPr>
+                </pic:pic>
+              </a:graphicData>
+            </a:graphic>
+          </wp:inline>
+        </w:drawing>
+      </w:r>
+      <w:r>
+        <w:rPr>
+          <w:rtl w:val="0"/>
+        </w:rPr>
       </w:r>
     </w:p>
     <w:p>
@@ -10427,11 +10482,8 @@
       </w:pPr>
       <w:r>
         <w:rPr>
-          <w:sz w:val="28"/>
-          <w:szCs w:val="28"/>
-          <w:rtl w:val="0"/>
-        </w:rPr>
-        <w:t xml:space="preserve">\</w:t>
+          <w:rtl w:val="0"/>
+        </w:rPr>
       </w:r>
     </w:p>
     <w:p>
